--- a/חלק א/חלק א סעיף ב.docx
+++ b/חלק א/חלק א סעיף ב.docx
@@ -40,6 +40,7 @@
     <w:p>
       <w:pPr>
         <w:rPr>
+          <w:rFonts w:hint="cs"/>
           <w:u w:val="single"/>
           <w:rtl/>
         </w:rPr>
@@ -183,6 +184,11 @@
       </w:r>
     </w:p>
     <w:p>
+      <w:pPr>
+        <w:rPr>
+          <w:rtl/>
+        </w:rPr>
+      </w:pPr>
       <w:r>
         <w:rPr>
           <w:rFonts w:hint="cs"/>
@@ -191,6 +197,251 @@
         <w:t xml:space="preserve"> </w:t>
       </w:r>
     </w:p>
+    <w:p>
+      <w:pPr>
+        <w:rPr>
+          <w:rFonts w:hint="cs"/>
+          <w:u w:val="single"/>
+          <w:rtl/>
+        </w:rPr>
+      </w:pPr>
+      <w:r>
+        <w:rPr>
+          <w:rFonts w:hint="cs"/>
+          <w:u w:val="single"/>
+          <w:rtl/>
+        </w:rPr>
+        <w:t xml:space="preserve">סעיף ב </w:t>
+      </w:r>
+      <w:r>
+        <w:rPr>
+          <w:u w:val="single"/>
+          <w:rtl/>
+        </w:rPr>
+        <w:t>–</w:t>
+      </w:r>
+      <w:r>
+        <w:rPr>
+          <w:rFonts w:hint="cs"/>
+          <w:u w:val="single"/>
+          <w:rtl/>
+        </w:rPr>
+        <w:t xml:space="preserve"> </w:t>
+      </w:r>
+      <w:r>
+        <w:rPr>
+          <w:rFonts w:hint="cs"/>
+          <w:u w:val="single"/>
+          <w:rtl/>
+        </w:rPr>
+        <w:t>4</w:t>
+      </w:r>
+      <w:r>
+        <w:rPr>
+          <w:rFonts w:hint="cs"/>
+          <w:u w:val="single"/>
+          <w:rtl/>
+        </w:rPr>
+        <w:t xml:space="preserve">. </w:t>
+      </w:r>
+    </w:p>
+    <w:p>
+      <w:pPr>
+        <w:rPr>
+          <w:rtl/>
+        </w:rPr>
+      </w:pPr>
+      <w:r>
+        <w:rPr>
+          <w:rFonts w:cs="Arial" w:hint="cs"/>
+          <w:rtl/>
+        </w:rPr>
+        <w:t>יתרונות</w:t>
+      </w:r>
+      <w:r>
+        <w:rPr>
+          <w:rFonts w:cs="Arial"/>
+          <w:rtl/>
+        </w:rPr>
+        <w:t xml:space="preserve"> </w:t>
+      </w:r>
+      <w:r>
+        <w:rPr>
+          <w:rFonts w:cs="Arial" w:hint="cs"/>
+          <w:rtl/>
+        </w:rPr>
+        <w:t>של</w:t>
+      </w:r>
+      <w:r>
+        <w:rPr>
+          <w:rFonts w:cs="Arial"/>
+          <w:rtl/>
+        </w:rPr>
+        <w:t xml:space="preserve"> </w:t>
+      </w:r>
+      <w:r>
+        <w:rPr>
+          <w:rFonts w:cs="Arial" w:hint="cs"/>
+          <w:rtl/>
+        </w:rPr>
+        <w:t>אחסון</w:t>
+      </w:r>
+      <w:r>
+        <w:rPr>
+          <w:rFonts w:cs="Arial"/>
+          <w:rtl/>
+        </w:rPr>
+        <w:t xml:space="preserve"> </w:t>
+      </w:r>
+      <w:r>
+        <w:rPr>
+          <w:rFonts w:cs="Arial" w:hint="cs"/>
+          <w:rtl/>
+        </w:rPr>
+        <w:t>מידע</w:t>
+      </w:r>
+      <w:r>
+        <w:rPr>
+          <w:rFonts w:cs="Arial"/>
+          <w:rtl/>
+        </w:rPr>
+        <w:t xml:space="preserve"> </w:t>
+      </w:r>
+      <w:r>
+        <w:rPr>
+          <w:rFonts w:cs="Arial" w:hint="cs"/>
+          <w:rtl/>
+        </w:rPr>
+        <w:t>ב־</w:t>
+      </w:r>
+      <w:r>
+        <w:t>Parquet</w:t>
+      </w:r>
+      <w:r>
+        <w:rPr>
+          <w:rFonts w:cs="Arial"/>
+          <w:rtl/>
+        </w:rPr>
+        <w:t xml:space="preserve"> </w:t>
+      </w:r>
+      <w:r>
+        <w:rPr>
+          <w:rFonts w:cs="Arial" w:hint="cs"/>
+          <w:rtl/>
+        </w:rPr>
+        <w:t>לעומת</w:t>
+      </w:r>
+      <w:r>
+        <w:rPr>
+          <w:rFonts w:cs="Arial"/>
+          <w:rtl/>
+        </w:rPr>
+        <w:t xml:space="preserve"> </w:t>
+      </w:r>
+      <w:r>
+        <w:t>Excel</w:t>
+      </w:r>
+      <w:r>
+        <w:rPr>
+          <w:rFonts w:cs="Arial"/>
+          <w:rtl/>
+        </w:rPr>
+        <w:t>:</w:t>
+      </w:r>
+    </w:p>
+    <w:p>
+      <w:pPr>
+        <w:pStyle w:val="a9"/>
+        <w:numPr>
+          <w:ilvl w:val="0"/>
+          <w:numId w:val="1"/>
+        </w:numPr>
+      </w:pPr>
+      <w:r>
+        <w:rPr>
+          <w:rFonts w:hint="cs"/>
+          <w:rtl/>
+        </w:rPr>
+        <w:t>ב</w:t>
+      </w:r>
+      <w:r>
+        <w:t xml:space="preserve">Parquet </w:t>
+      </w:r>
+      <w:r>
+        <w:rPr>
+          <w:rFonts w:hint="cs"/>
+          <w:rtl/>
+        </w:rPr>
+        <w:t xml:space="preserve"> מתבצעת דחיסה של הנתונים</w:t>
+      </w:r>
+      <w:r>
+        <w:rPr>
+          <w:rFonts w:hint="cs"/>
+          <w:rtl/>
+        </w:rPr>
+        <w:t xml:space="preserve"> כך שהקבצים יותר קטנים ויותר קל לעבוד איתם, לעומת קבצי אקסל שבהם זה יותר מורכב וכבד.</w:t>
+      </w:r>
+    </w:p>
+    <w:p>
+      <w:pPr>
+        <w:pStyle w:val="a9"/>
+        <w:numPr>
+          <w:ilvl w:val="0"/>
+          <w:numId w:val="1"/>
+        </w:numPr>
+      </w:pPr>
+      <w:r>
+        <w:rPr>
+          <w:rFonts w:hint="cs"/>
+          <w:rtl/>
+        </w:rPr>
+        <w:t>ב</w:t>
+      </w:r>
+      <w:r>
+        <w:t xml:space="preserve">Parquet </w:t>
+      </w:r>
+      <w:r>
+        <w:rPr>
+          <w:rFonts w:hint="cs"/>
+          <w:rtl/>
+        </w:rPr>
+        <w:t xml:space="preserve"> </w:t>
+      </w:r>
+      <w:r>
+        <w:rPr>
+          <w:rFonts w:hint="cs"/>
+          <w:rtl/>
+        </w:rPr>
+        <w:t xml:space="preserve"> מהירות עיבוד הנתונים וביצוע פעולות קריאה וכתיבה גבוהה בהשוואה לאקסל, וזה חוסך זמן עיבוד ארוך ומייגע. </w:t>
+      </w:r>
+    </w:p>
+    <w:p>
+      <w:pPr>
+        <w:pStyle w:val="a9"/>
+        <w:numPr>
+          <w:ilvl w:val="0"/>
+          <w:numId w:val="1"/>
+        </w:numPr>
+      </w:pPr>
+      <w:r>
+        <w:t>Parquet</w:t>
+      </w:r>
+      <w:r>
+        <w:rPr>
+          <w:rFonts w:hint="cs"/>
+          <w:rtl/>
+        </w:rPr>
+        <w:t xml:space="preserve"> מאוד טוב לנתוני עתק ויודע לעבור עם הנתונים בצורה יעילה ומהירה בהשוואה לקבצי אקסל שבהם זו משימה קשה עד בלתי אפשרית. </w:t>
+      </w:r>
+    </w:p>
+    <w:p>
+      <w:pPr>
+        <w:rPr>
+          <w:rtl/>
+        </w:rPr>
+      </w:pPr>
+    </w:p>
+    <w:p/>
     <w:sectPr>
       <w:pgSz w:w="11906" w:h="16838"/>
       <w:pgMar w:top="1440" w:right="1800" w:bottom="1440" w:left="1800" w:header="708" w:footer="708" w:gutter="0"/>
@@ -201,6 +452,103 @@
     </w:sectPr>
   </w:body>
 </w:document>
+</file>
+
+<file path=word/numbering.xml><?xml version="1.0" encoding="utf-8"?>
+<w:numbering xmlns:wpc="http://schemas.microsoft.com/office/word/2010/wordprocessingCanvas" xmlns:cx="http://schemas.microsoft.com/office/drawing/2014/chartex" xmlns:cx1="http://schemas.microsoft.com/office/drawing/2015/9/8/chartex" xmlns:cx2="http://schemas.microsoft.com/office/drawing/2015/10/21/chartex" xmlns:cx3="http://schemas.microsoft.com/office/drawing/2016/5/9/chartex" xmlns:cx4="http://schemas.microsoft.com/office/drawing/2016/5/10/chartex" xmlns:cx5="http://schemas.microsoft.com/office/drawing/2016/5/11/chartex" xmlns:cx6="http://schemas.microsoft.com/office/drawing/2016/5/12/chartex" xmlns:cx7="http://schemas.microsoft.com/office/drawing/2016/5/13/chartex" xmlns:cx8="http://schemas.microsoft.com/office/drawing/2016/5/14/chartex" xmlns:mc="http://schemas.openxmlformats.org/markup-compatibility/2006" xmlns:aink="http://schemas.microsoft.com/office/drawing/2016/ink" xmlns:am3d="http://schemas.microsoft.com/office/drawing/2017/model3d" xmlns:o="urn:schemas-microsoft-com:office:office" xmlns:oel="http://schemas.microsoft.com/office/2019/extlst" xmlns:r="http://schemas.openxmlformats.org/officeDocument/2006/relationships" xmlns:m="http://schemas.openxmlformats.org/officeDocument/2006/math" xmlns:v="urn:schemas-microsoft-com:vml" xmlns:wp14="http://schemas.microsoft.com/office/word/2010/wordprocessingDrawing" xmlns:wp="http://schemas.openxmlformats.org/drawingml/2006/wordprocessingDrawing" xmlns:w10="urn:schemas-microsoft-com:office:word" xmlns:w="http://schemas.openxmlformats.org/wordprocessingml/2006/main" xmlns:w14="http://schemas.microsoft.com/office/word/2010/wordml" xmlns:w15="http://schemas.microsoft.com/office/word/2012/wordml" xmlns:w16cex="http://schemas.microsoft.com/office/word/2018/wordml/cex" xmlns:w16cid="http://schemas.microsoft.com/office/word/2016/wordml/cid" xmlns:w16="http://schemas.microsoft.com/office/word/2018/wordml" xmlns:w16du="http://schemas.microsoft.com/office/word/2023/wordml/word16du" xmlns:w16sdtdh="http://schemas.microsoft.com/office/word/2020/wordml/sdtdatahash" xmlns:w16sdtfl="http://schemas.microsoft.com/office/word/2024/wordml/sdtformatlock" xmlns:w16se="http://schemas.microsoft.com/office/word/2015/wordml/symex" xmlns:wpg="http://schemas.microsoft.com/office/word/2010/wordprocessingGroup" xmlns:wpi="http://schemas.microsoft.com/office/word/2010/wordprocessingInk" xmlns:wne="http://schemas.microsoft.com/office/word/2006/wordml" xmlns:wps="http://schemas.microsoft.com/office/word/2010/wordprocessingShape" mc:Ignorable="w14 w15 w16se w16cid w16 w16cex w16sdtdh w16sdtfl w16du wp14">
+  <w:abstractNum w:abstractNumId="0" w15:restartNumberingAfterBreak="0">
+    <w:nsid w:val="36CB49E2"/>
+    <w:multiLevelType w:val="hybridMultilevel"/>
+    <w:tmpl w:val="ADB6A488"/>
+    <w:lvl w:ilvl="0" w:tplc="0409000F">
+      <w:start w:val="1"/>
+      <w:numFmt w:val="decimal"/>
+      <w:lvlText w:val="%1."/>
+      <w:lvlJc w:val="left"/>
+      <w:pPr>
+        <w:ind w:left="720" w:hanging="360"/>
+      </w:pPr>
+      <w:rPr>
+        <w:rFonts w:hint="default"/>
+      </w:rPr>
+    </w:lvl>
+    <w:lvl w:ilvl="1" w:tplc="04090019" w:tentative="1">
+      <w:start w:val="1"/>
+      <w:numFmt w:val="lowerLetter"/>
+      <w:lvlText w:val="%2."/>
+      <w:lvlJc w:val="left"/>
+      <w:pPr>
+        <w:ind w:left="1440" w:hanging="360"/>
+      </w:pPr>
+    </w:lvl>
+    <w:lvl w:ilvl="2" w:tplc="0409001B" w:tentative="1">
+      <w:start w:val="1"/>
+      <w:numFmt w:val="lowerRoman"/>
+      <w:lvlText w:val="%3."/>
+      <w:lvlJc w:val="right"/>
+      <w:pPr>
+        <w:ind w:left="2160" w:hanging="180"/>
+      </w:pPr>
+    </w:lvl>
+    <w:lvl w:ilvl="3" w:tplc="0409000F" w:tentative="1">
+      <w:start w:val="1"/>
+      <w:numFmt w:val="decimal"/>
+      <w:lvlText w:val="%4."/>
+      <w:lvlJc w:val="left"/>
+      <w:pPr>
+        <w:ind w:left="2880" w:hanging="360"/>
+      </w:pPr>
+    </w:lvl>
+    <w:lvl w:ilvl="4" w:tplc="04090019" w:tentative="1">
+      <w:start w:val="1"/>
+      <w:numFmt w:val="lowerLetter"/>
+      <w:lvlText w:val="%5."/>
+      <w:lvlJc w:val="left"/>
+      <w:pPr>
+        <w:ind w:left="3600" w:hanging="360"/>
+      </w:pPr>
+    </w:lvl>
+    <w:lvl w:ilvl="5" w:tplc="0409001B" w:tentative="1">
+      <w:start w:val="1"/>
+      <w:numFmt w:val="lowerRoman"/>
+      <w:lvlText w:val="%6."/>
+      <w:lvlJc w:val="right"/>
+      <w:pPr>
+        <w:ind w:left="4320" w:hanging="180"/>
+      </w:pPr>
+    </w:lvl>
+    <w:lvl w:ilvl="6" w:tplc="0409000F" w:tentative="1">
+      <w:start w:val="1"/>
+      <w:numFmt w:val="decimal"/>
+      <w:lvlText w:val="%7."/>
+      <w:lvlJc w:val="left"/>
+      <w:pPr>
+        <w:ind w:left="5040" w:hanging="360"/>
+      </w:pPr>
+    </w:lvl>
+    <w:lvl w:ilvl="7" w:tplc="04090019" w:tentative="1">
+      <w:start w:val="1"/>
+      <w:numFmt w:val="lowerLetter"/>
+      <w:lvlText w:val="%8."/>
+      <w:lvlJc w:val="left"/>
+      <w:pPr>
+        <w:ind w:left="5760" w:hanging="360"/>
+      </w:pPr>
+    </w:lvl>
+    <w:lvl w:ilvl="8" w:tplc="0409001B" w:tentative="1">
+      <w:start w:val="1"/>
+      <w:numFmt w:val="lowerRoman"/>
+      <w:lvlText w:val="%9."/>
+      <w:lvlJc w:val="right"/>
+      <w:pPr>
+        <w:ind w:left="6480" w:hanging="180"/>
+      </w:pPr>
+    </w:lvl>
+  </w:abstractNum>
+  <w:num w:numId="1" w16cid:durableId="1029184155">
+    <w:abstractNumId w:val="0"/>
+  </w:num>
+</w:numbering>
 </file>
 
 <file path=word/styles.xml><?xml version="1.0" encoding="utf-8"?>
@@ -603,6 +951,7 @@
   <w:style w:type="paragraph" w:default="1" w:styleId="a">
     <w:name w:val="Normal"/>
     <w:qFormat/>
+    <w:rsid w:val="007446C6"/>
     <w:pPr>
       <w:bidi/>
     </w:pPr>
